--- a/src/templates/Angebot-AH-alt-4.docx
+++ b/src/templates/Angebot-AH-alt-4.docx
@@ -953,16 +953,20 @@
               <w:spacing w:before="0" w:after="8"/>
               <w:jc w:val="left"/>
               <w:rPr>
-                <w:rFonts w:ascii="Open Sans" w:hAnsi="Open Sans" w:eastAsia="Open Sans" w:cs="Open Sans"/>
-                <w:color w:val="070707"/>
-                <w:sz w:val="17"/>
-                <w:szCs w:val="17"/>
+                <w:b/>
+                <w:bCs/>
+                <w:i w:val="false"/>
+                <w:i w:val="false"/>
+                <w:iCs w:val="false"/>
               </w:rPr>
             </w:pPr>
             <w:r>
               <w:rPr>
                 <w:rFonts w:eastAsia="Open Sans" w:cs="Open Sans"/>
-                <w:i/>
+                <w:b/>
+                <w:bCs/>
+                <w:i w:val="false"/>
+                <w:iCs w:val="false"/>
                 <w:color w:val="444444"/>
                 <w:kern w:val="0"/>
                 <w:sz w:val="16"/>
@@ -1270,6 +1274,29 @@
           <w:szCs w:val="16"/>
         </w:rPr>
         <w:t>{AhNote}</w:t>
+      </w:r>
+    </w:p>
+    <w:p>
+      <w:pPr>
+        <w:pStyle w:val="Normal"/>
+        <w:spacing w:before="0" w:after="40"/>
+        <w:rPr>
+          <w:rFonts w:ascii="Open Sans" w:hAnsi="Open Sans" w:eastAsia="Open Sans" w:cs="Open Sans"/>
+          <w:color w:val="070707"/>
+          <w:sz w:val="17"/>
+          <w:szCs w:val="17"/>
+        </w:rPr>
+      </w:pPr>
+      <w:r>
+        <w:rPr>
+          <w:rFonts w:eastAsia="Open Sans" w:cs="Open Sans"/>
+          <w:color w:val="070707"/>
+          <w:sz w:val="17"/>
+          <w:szCs w:val="17"/>
+        </w:rPr>
+      </w:r>
+      <w:r>
+        <w:br w:type="page"/>
       </w:r>
     </w:p>
     <w:p>

--- a/src/templates/Angebot-AH-alt-4.docx
+++ b/src/templates/Angebot-AH-alt-4.docx
@@ -21,13 +21,12 @@
           <w:sz w:val="17"/>
           <w:szCs w:val="17"/>
         </w:rPr>
-        <w:t>EmC2 Soziale Dienste UG (haftungsbeschränkt) • Waldstraße 5 • 95032 Hof</w:t>
       </w:r>
     </w:p>
     <w:p>
       <w:pPr>
         <w:pStyle w:val="Normal"/>
-        <w:spacing w:before="0" w:after="265"/>
+        <w:spacing w:before="171" w:after="40"/>
         <w:rPr>
           <w:rFonts w:ascii="Open Sans" w:hAnsi="Open Sans" w:eastAsia="Open Sans" w:cs="Open Sans"/>
           <w:color w:val="070707"/>
@@ -38,7 +37,7 @@
       <w:r>
         <w:rPr>
           <w:rFonts w:eastAsia="Open Sans" w:cs="Open Sans"/>
-          <w:color w:val="070707"/>
+          <w:color w:val="555555"/>
           <w:sz w:val="17"/>
           <w:szCs w:val="17"/>
         </w:rPr>
@@ -47,7 +46,7 @@
     <w:p>
       <w:pPr>
         <w:pStyle w:val="Normal"/>
-        <w:spacing w:before="0" w:after="20"/>
+        <w:spacing w:before="171" w:after="40"/>
         <w:rPr>
           <w:rFonts w:ascii="Open Sans" w:hAnsi="Open Sans" w:eastAsia="Open Sans" w:cs="Open Sans"/>
           <w:color w:val="070707"/>
@@ -58,10 +57,33 @@
       <w:r>
         <w:rPr>
           <w:rFonts w:eastAsia="Open Sans" w:cs="Open Sans"/>
-          <w:color w:val="070707"/>
-          <w:sz w:val="17"/>
-          <w:szCs w:val="17"/>
-        </w:rPr>
+          <w:color w:val="555555"/>
+          <w:sz w:val="17"/>
+          <w:szCs w:val="17"/>
+        </w:rPr>
+      </w:r>
+    </w:p>
+    <w:p>
+      <w:pPr>
+        <w:pStyle w:val="Normal"/>
+        <w:spacing w:before="171" w:after="40"/>
+        <w:rPr>
+          <w:rFonts w:eastAsia="Open Sans" w:cs="Open Sans"/>
+          <w:color w:val="555555"/>
+          <w:spacing w:val="-6"/>
+          <w:sz w:val="17"/>
+          <w:szCs w:val="17"/>
+        </w:rPr>
+      </w:pPr>
+      <w:r>
+        <w:rPr>
+          <w:rFonts w:eastAsia="Open Sans" w:cs="Open Sans"/>
+          <w:color w:val="555555"/>
+          <w:spacing w:val="-6"/>
+          <w:sz w:val="17"/>
+          <w:szCs w:val="17"/>
+        </w:rPr>
+        <w:t>EmC2 Soziale Dienste UG • Waldstraße 5 • 95032 Hof</w:t>
       </w:r>
     </w:p>
     <w:tbl>
@@ -78,16 +100,16 @@
         </w:tblCellMar>
       </w:tblPr>
       <w:tblGrid>
-        <w:gridCol w:w="2334"/>
-        <w:gridCol w:w="2844"/>
-        <w:gridCol w:w="1828"/>
-        <w:gridCol w:w="2347"/>
+        <w:gridCol w:w="2333"/>
+        <w:gridCol w:w="2845"/>
+        <w:gridCol w:w="1829"/>
+        <w:gridCol w:w="2346"/>
       </w:tblGrid>
       <w:tr>
         <w:trPr/>
         <w:tc>
           <w:tcPr>
-            <w:tcW w:w="2334" w:type="dxa"/>
+            <w:tcW w:w="2333" w:type="dxa"/>
             <w:tcBorders/>
           </w:tcPr>
           <w:p>
@@ -175,7 +197,7 @@
         </w:tc>
         <w:tc>
           <w:tcPr>
-            <w:tcW w:w="2844" w:type="dxa"/>
+            <w:tcW w:w="2845" w:type="dxa"/>
             <w:tcBorders/>
           </w:tcPr>
           <w:p>
@@ -199,7 +221,7 @@
         </w:tc>
         <w:tc>
           <w:tcPr>
-            <w:tcW w:w="1828" w:type="dxa"/>
+            <w:tcW w:w="1829" w:type="dxa"/>
             <w:tcBorders/>
           </w:tcPr>
           <w:p>
@@ -294,7 +316,7 @@
         </w:tc>
         <w:tc>
           <w:tcPr>
-            <w:tcW w:w="2347" w:type="dxa"/>
+            <w:tcW w:w="2346" w:type="dxa"/>
             <w:tcBorders/>
           </w:tcPr>
           <w:p>
@@ -403,6 +425,94 @@
           <w:color w:val="070707"/>
           <w:sz w:val="17"/>
           <w:szCs w:val="17"/>
+        </w:rPr>
+      </w:r>
+    </w:p>
+    <w:p>
+      <w:pPr>
+        <w:pStyle w:val="Normal"/>
+        <w:spacing w:before="0" w:after="80"/>
+        <w:rPr>
+          <w:rFonts w:ascii="Open Sans" w:hAnsi="Open Sans" w:eastAsia="Open Sans" w:cs="Open Sans"/>
+          <w:color w:val="070707"/>
+          <w:sz w:val="17"/>
+          <w:szCs w:val="17"/>
+        </w:rPr>
+      </w:pPr>
+      <w:r>
+        <w:rPr>
+          <w:rFonts w:eastAsia="Open Sans" w:cs="Open Sans"/>
+          <w:b/>
+          <w:bCs/>
+          <w:color w:val="070707"/>
+          <w:sz w:val="20"/>
+          <w:szCs w:val="20"/>
+        </w:rPr>
+      </w:r>
+    </w:p>
+    <w:p>
+      <w:pPr>
+        <w:pStyle w:val="Normal"/>
+        <w:spacing w:before="0" w:after="80"/>
+        <w:rPr>
+          <w:rFonts w:ascii="Open Sans" w:hAnsi="Open Sans" w:eastAsia="Open Sans" w:cs="Open Sans"/>
+          <w:color w:val="070707"/>
+          <w:sz w:val="17"/>
+          <w:szCs w:val="17"/>
+        </w:rPr>
+      </w:pPr>
+      <w:r>
+        <w:rPr>
+          <w:rFonts w:eastAsia="Open Sans" w:cs="Open Sans"/>
+          <w:b/>
+          <w:bCs/>
+          <w:color w:val="070707"/>
+          <w:sz w:val="20"/>
+          <w:szCs w:val="20"/>
+        </w:rPr>
+      </w:r>
+    </w:p>
+    <w:p>
+      <w:pPr>
+        <w:pStyle w:val="Normal"/>
+        <w:spacing w:before="0" w:after="80"/>
+        <w:rPr>
+          <w:rFonts w:ascii="Open Sans" w:hAnsi="Open Sans" w:eastAsia="Open Sans" w:cs="Open Sans"/>
+          <w:color w:val="070707"/>
+          <w:sz w:val="17"/>
+          <w:szCs w:val="17"/>
+        </w:rPr>
+      </w:pPr>
+      <w:r>
+        <w:rPr>
+          <w:rFonts w:eastAsia="Open Sans" w:cs="Open Sans"/>
+          <w:b/>
+          <w:bCs/>
+          <w:color w:val="070707"/>
+          <w:sz w:val="20"/>
+          <w:szCs w:val="20"/>
+        </w:rPr>
+      </w:r>
+    </w:p>
+    <w:p>
+      <w:pPr>
+        <w:pStyle w:val="Normal"/>
+        <w:spacing w:before="0" w:after="80"/>
+        <w:rPr>
+          <w:rFonts w:ascii="Open Sans" w:hAnsi="Open Sans" w:eastAsia="Open Sans" w:cs="Open Sans"/>
+          <w:color w:val="070707"/>
+          <w:sz w:val="17"/>
+          <w:szCs w:val="17"/>
+        </w:rPr>
+      </w:pPr>
+      <w:r>
+        <w:rPr>
+          <w:rFonts w:eastAsia="Open Sans" w:cs="Open Sans"/>
+          <w:b/>
+          <w:bCs/>
+          <w:color w:val="070707"/>
+          <w:sz w:val="20"/>
+          <w:szCs w:val="20"/>
         </w:rPr>
       </w:r>
     </w:p>
@@ -508,8 +618,8 @@
         <w:tblLook w:val="04a0" w:noVBand="1" w:noHBand="0" w:lastColumn="0" w:firstColumn="1" w:lastRow="0" w:firstRow="1"/>
       </w:tblPr>
       <w:tblGrid>
-        <w:gridCol w:w="594"/>
-        <w:gridCol w:w="4905"/>
+        <w:gridCol w:w="593"/>
+        <w:gridCol w:w="4906"/>
         <w:gridCol w:w="973"/>
         <w:gridCol w:w="1576"/>
         <w:gridCol w:w="1"/>
@@ -519,7 +629,7 @@
         <w:trPr/>
         <w:tc>
           <w:tcPr>
-            <w:tcW w:w="594" w:type="dxa"/>
+            <w:tcW w:w="593" w:type="dxa"/>
             <w:tcBorders/>
             <w:shd w:color="auto" w:fill="E8E8E8" w:val="clear"/>
           </w:tcPr>
@@ -553,7 +663,7 @@
         </w:tc>
         <w:tc>
           <w:tcPr>
-            <w:tcW w:w="4905" w:type="dxa"/>
+            <w:tcW w:w="4906" w:type="dxa"/>
             <w:tcBorders/>
             <w:shd w:color="auto" w:fill="E8E8E8" w:val="clear"/>
           </w:tcPr>
@@ -695,7 +805,7 @@
         </w:trPr>
         <w:tc>
           <w:tcPr>
-            <w:tcW w:w="594" w:type="dxa"/>
+            <w:tcW w:w="593" w:type="dxa"/>
             <w:tcBorders/>
           </w:tcPr>
           <w:p>
@@ -726,7 +836,7 @@
         </w:tc>
         <w:tc>
           <w:tcPr>
-            <w:tcW w:w="4905" w:type="dxa"/>
+            <w:tcW w:w="4906" w:type="dxa"/>
             <w:tcBorders/>
           </w:tcPr>
           <w:p>
@@ -885,7 +995,7 @@
         </w:trPr>
         <w:tc>
           <w:tcPr>
-            <w:tcW w:w="594" w:type="dxa"/>
+            <w:tcW w:w="593" w:type="dxa"/>
             <w:tcBorders/>
           </w:tcPr>
           <w:p>
@@ -916,7 +1026,7 @@
         </w:tc>
         <w:tc>
           <w:tcPr>
-            <w:tcW w:w="4905" w:type="dxa"/>
+            <w:tcW w:w="4906" w:type="dxa"/>
             <w:tcBorders/>
           </w:tcPr>
           <w:p>
@@ -1842,8 +1952,8 @@
     </w:tblPr>
     <w:tblGrid>
       <w:gridCol w:w="3118"/>
-      <w:gridCol w:w="3122"/>
-      <w:gridCol w:w="3114"/>
+      <w:gridCol w:w="3121"/>
+      <w:gridCol w:w="3115"/>
     </w:tblGrid>
     <w:tr>
       <w:trPr>
@@ -1925,7 +2035,7 @@
       </w:tc>
       <w:tc>
         <w:tcPr>
-          <w:tcW w:w="3122" w:type="dxa"/>
+          <w:tcW w:w="3121" w:type="dxa"/>
           <w:tcBorders>
             <w:top w:val="single" w:sz="18" w:space="0" w:color="2E74B5"/>
           </w:tcBorders>
@@ -1998,7 +2108,7 @@
       </w:tc>
       <w:tc>
         <w:tcPr>
-          <w:tcW w:w="3114" w:type="dxa"/>
+          <w:tcW w:w="3115" w:type="dxa"/>
           <w:tcBorders>
             <w:top w:val="single" w:sz="18" w:space="0" w:color="2E74B5"/>
           </w:tcBorders>
@@ -2214,8 +2324,8 @@
     </w:tblPr>
     <w:tblGrid>
       <w:gridCol w:w="3118"/>
-      <w:gridCol w:w="3122"/>
-      <w:gridCol w:w="3114"/>
+      <w:gridCol w:w="3121"/>
+      <w:gridCol w:w="3115"/>
     </w:tblGrid>
     <w:tr>
       <w:trPr>
@@ -2297,7 +2407,7 @@
       </w:tc>
       <w:tc>
         <w:tcPr>
-          <w:tcW w:w="3122" w:type="dxa"/>
+          <w:tcW w:w="3121" w:type="dxa"/>
           <w:tcBorders>
             <w:top w:val="single" w:sz="18" w:space="0" w:color="2E74B5"/>
           </w:tcBorders>
@@ -2370,7 +2480,7 @@
       </w:tc>
       <w:tc>
         <w:tcPr>
-          <w:tcW w:w="3114" w:type="dxa"/>
+          <w:tcW w:w="3115" w:type="dxa"/>
           <w:tcBorders>
             <w:top w:val="single" w:sz="18" w:space="0" w:color="2E74B5"/>
           </w:tcBorders>
@@ -3494,8 +3604,8 @@
       <w:sz w:val="21"/>
     </w:rPr>
   </w:style>
-  <w:style w:type="character" w:styleId="Bullets">
-    <w:name w:val="Bullets"/>
+  <w:style w:type="character" w:styleId="Bulletsuser">
+    <w:name w:val="Bullets (user)"/>
     <w:qFormat/>
     <w:rPr>
       <w:rFonts w:ascii="OpenSymbol" w:hAnsi="OpenSymbol" w:eastAsia="OpenSymbol" w:cs="OpenSymbol"/>

--- a/src/templates/Angebot-AH-alt-4.docx
+++ b/src/templates/Angebot-AH-alt-4.docx
@@ -6,6 +6,10 @@
     <w:p>
       <w:pPr>
         <w:pStyle w:val="Normal"/>
+        <w:tabs>
+          <w:tab w:val="clear" w:pos="720"/>
+          <w:tab w:val="left" w:pos="0" w:leader="none"/>
+        </w:tabs>
         <w:spacing w:before="171" w:after="40"/>
         <w:rPr>
           <w:rFonts w:ascii="Open Sans" w:hAnsi="Open Sans" w:eastAsia="Open Sans" w:cs="Open Sans"/>
@@ -17,10 +21,66 @@
       <w:r>
         <w:rPr>
           <w:rFonts w:eastAsia="Open Sans" w:cs="Open Sans"/>
-          <w:color w:val="555555"/>
-          <w:sz w:val="17"/>
-          <w:szCs w:val="17"/>
-        </w:rPr>
+          <w:color w:val="070707"/>
+          <w:sz w:val="17"/>
+          <w:szCs w:val="17"/>
+        </w:rPr>
+        <mc:AlternateContent>
+          <mc:Choice Requires="wps">
+            <w:drawing>
+              <wp:anchor behindDoc="0" distT="0" distB="0" distL="0" distR="0" simplePos="0" locked="0" layoutInCell="0" allowOverlap="1" relativeHeight="7">
+                <wp:simplePos x="0" y="0"/>
+                <wp:positionH relativeFrom="page">
+                  <wp:posOffset>0</wp:posOffset>
+                </wp:positionH>
+                <wp:positionV relativeFrom="paragraph">
+                  <wp:posOffset>3566160</wp:posOffset>
+                </wp:positionV>
+                <wp:extent cx="217170" cy="0"/>
+                <wp:effectExtent l="635" t="635" r="635" b="635"/>
+                <wp:wrapNone/>
+                <wp:docPr id="1" name="Horizontal line 1"/>
+                <a:graphic xmlns:a="http://schemas.openxmlformats.org/drawingml/2006/main">
+                  <a:graphicData uri="http://schemas.microsoft.com/office/word/2010/wordprocessingShape">
+                    <wps:wsp>
+                      <wps:cNvSpPr/>
+                      <wps:spPr>
+                        <a:xfrm>
+                          <a:off x="0" y="0"/>
+                          <a:ext cx="217080" cy="0"/>
+                        </a:xfrm>
+                        <a:prstGeom prst="line">
+                          <a:avLst/>
+                        </a:prstGeom>
+                        <a:ln w="0">
+                          <a:solidFill>
+                            <a:srgbClr val="000000"/>
+                          </a:solidFill>
+                        </a:ln>
+                      </wps:spPr>
+                      <wps:style>
+                        <a:lnRef idx="0"/>
+                        <a:fillRef idx="0"/>
+                        <a:effectRef idx="0"/>
+                        <a:fontRef idx="minor"/>
+                      </wps:style>
+                      <wps:bodyPr/>
+                    </wps:wsp>
+                  </a:graphicData>
+                </a:graphic>
+              </wp:anchor>
+            </w:drawing>
+          </mc:Choice>
+          <mc:Fallback>
+            <w:pict>
+              <v:line id="shape_0" from="0pt,280.8pt" to="17.05pt,280.8pt" ID="Horizontal line 1" stroked="t" o:allowincell="f" style="position:absolute;mso-position-horizontal-relative:page">
+                <v:stroke color="black" joinstyle="round" endcap="flat"/>
+                <v:fill o:detectmouseclick="t" on="false"/>
+                <w10:wrap type="none"/>
+              </v:line>
+            </w:pict>
+          </mc:Fallback>
+        </mc:AlternateContent>
       </w:r>
     </w:p>
     <w:p>
@@ -37,7 +97,7 @@
       <w:r>
         <w:rPr>
           <w:rFonts w:eastAsia="Open Sans" w:cs="Open Sans"/>
-          <w:color w:val="555555"/>
+          <w:color w:val="070707"/>
           <w:sz w:val="17"/>
           <w:szCs w:val="17"/>
         </w:rPr>
@@ -57,7 +117,7 @@
       <w:r>
         <w:rPr>
           <w:rFonts w:eastAsia="Open Sans" w:cs="Open Sans"/>
-          <w:color w:val="555555"/>
+          <w:color w:val="070707"/>
           <w:sz w:val="17"/>
           <w:szCs w:val="17"/>
         </w:rPr>
@@ -66,14 +126,12 @@
     <w:p>
       <w:pPr>
         <w:pStyle w:val="Normal"/>
+        <w:tabs>
+          <w:tab w:val="clear" w:pos="720"/>
+          <w:tab w:val="left" w:pos="0" w:leader="none"/>
+        </w:tabs>
         <w:spacing w:before="171" w:after="40"/>
-        <w:rPr>
-          <w:rFonts w:eastAsia="Open Sans" w:cs="Open Sans"/>
-          <w:color w:val="555555"/>
-          <w:spacing w:val="-6"/>
-          <w:sz w:val="17"/>
-          <w:szCs w:val="17"/>
-        </w:rPr>
+        <w:rPr/>
       </w:pPr>
       <w:r>
         <w:rPr>
@@ -100,28 +158,27 @@
         </w:tblCellMar>
       </w:tblPr>
       <w:tblGrid>
-        <w:gridCol w:w="2333"/>
-        <w:gridCol w:w="2845"/>
-        <w:gridCol w:w="1829"/>
-        <w:gridCol w:w="2346"/>
+        <w:gridCol w:w="2380"/>
+        <w:gridCol w:w="2903"/>
+        <w:gridCol w:w="1867"/>
+        <w:gridCol w:w="2393"/>
       </w:tblGrid>
       <w:tr>
         <w:trPr/>
         <w:tc>
           <w:tcPr>
-            <w:tcW w:w="2333" w:type="dxa"/>
+            <w:tcW w:w="2380" w:type="dxa"/>
             <w:tcBorders/>
           </w:tcPr>
           <w:p>
             <w:pPr>
               <w:pStyle w:val="Normal"/>
+              <w:tabs>
+                <w:tab w:val="clear" w:pos="720"/>
+                <w:tab w:val="left" w:pos="0" w:leader="none"/>
+              </w:tabs>
               <w:spacing w:before="0" w:after="20"/>
-              <w:rPr>
-                <w:rFonts w:eastAsia="Open Sans" w:cs="Open Sans"/>
-                <w:color w:val="070707"/>
-                <w:sz w:val="17"/>
-                <w:szCs w:val="17"/>
-              </w:rPr>
+              <w:rPr/>
             </w:pPr>
             <w:r>
               <w:rPr>
@@ -136,13 +193,12 @@
           <w:p>
             <w:pPr>
               <w:pStyle w:val="Normal"/>
+              <w:tabs>
+                <w:tab w:val="clear" w:pos="720"/>
+                <w:tab w:val="left" w:pos="0" w:leader="none"/>
+              </w:tabs>
               <w:spacing w:before="0" w:after="20"/>
-              <w:rPr>
-                <w:b/>
-                <w:bCs/>
-                <w:sz w:val="17"/>
-                <w:szCs w:val="17"/>
-              </w:rPr>
+              <w:rPr/>
             </w:pPr>
             <w:r>
               <w:rPr>
@@ -157,11 +213,12 @@
           <w:p>
             <w:pPr>
               <w:pStyle w:val="Normal"/>
+              <w:tabs>
+                <w:tab w:val="clear" w:pos="720"/>
+                <w:tab w:val="left" w:pos="0" w:leader="none"/>
+              </w:tabs>
               <w:spacing w:before="0" w:after="20"/>
-              <w:rPr>
-                <w:sz w:val="17"/>
-                <w:szCs w:val="17"/>
-              </w:rPr>
+              <w:rPr/>
             </w:pPr>
             <w:r>
               <w:rPr>
@@ -176,13 +233,12 @@
           <w:p>
             <w:pPr>
               <w:pStyle w:val="Normal"/>
+              <w:tabs>
+                <w:tab w:val="clear" w:pos="720"/>
+                <w:tab w:val="left" w:pos="0" w:leader="none"/>
+              </w:tabs>
               <w:spacing w:before="0" w:after="20"/>
-              <w:rPr>
-                <w:rFonts w:eastAsia="Open Sans" w:cs="Open Sans"/>
-                <w:color w:val="070707"/>
-                <w:sz w:val="17"/>
-                <w:szCs w:val="17"/>
-              </w:rPr>
+              <w:rPr/>
             </w:pPr>
             <w:r>
               <w:rPr>
@@ -197,12 +253,16 @@
         </w:tc>
         <w:tc>
           <w:tcPr>
-            <w:tcW w:w="2845" w:type="dxa"/>
+            <w:tcW w:w="2903" w:type="dxa"/>
             <w:tcBorders/>
           </w:tcPr>
           <w:p>
             <w:pPr>
               <w:pStyle w:val="Normal"/>
+              <w:tabs>
+                <w:tab w:val="clear" w:pos="720"/>
+                <w:tab w:val="left" w:pos="0" w:leader="none"/>
+              </w:tabs>
               <w:suppressAutoHyphens w:val="true"/>
               <w:spacing w:before="0" w:after="30"/>
               <w:jc w:val="left"/>
@@ -221,19 +281,20 @@
         </w:tc>
         <w:tc>
           <w:tcPr>
-            <w:tcW w:w="1829" w:type="dxa"/>
+            <w:tcW w:w="1867" w:type="dxa"/>
             <w:tcBorders/>
           </w:tcPr>
           <w:p>
             <w:pPr>
               <w:pStyle w:val="Normal"/>
+              <w:tabs>
+                <w:tab w:val="clear" w:pos="720"/>
+                <w:tab w:val="left" w:pos="0" w:leader="none"/>
+              </w:tabs>
               <w:suppressAutoHyphens w:val="true"/>
               <w:spacing w:before="0" w:after="0"/>
               <w:jc w:val="left"/>
-              <w:rPr>
-                <w:sz w:val="17"/>
-                <w:szCs w:val="17"/>
-              </w:rPr>
+              <w:rPr/>
             </w:pPr>
             <w:r>
               <w:rPr>
@@ -250,14 +311,14 @@
           <w:p>
             <w:pPr>
               <w:pStyle w:val="Normal"/>
+              <w:tabs>
+                <w:tab w:val="clear" w:pos="720"/>
+                <w:tab w:val="left" w:pos="0" w:leader="none"/>
+              </w:tabs>
               <w:suppressAutoHyphens w:val="true"/>
               <w:spacing w:before="0" w:after="0"/>
               <w:jc w:val="left"/>
-              <w:rPr>
-                <w:color w:val="555555"/>
-                <w:sz w:val="17"/>
-                <w:szCs w:val="17"/>
-              </w:rPr>
+              <w:rPr/>
             </w:pPr>
             <w:r>
               <w:rPr>
@@ -271,16 +332,14 @@
           <w:p>
             <w:pPr>
               <w:pStyle w:val="Normal"/>
+              <w:tabs>
+                <w:tab w:val="clear" w:pos="720"/>
+                <w:tab w:val="left" w:pos="0" w:leader="none"/>
+              </w:tabs>
               <w:suppressAutoHyphens w:val="true"/>
               <w:spacing w:before="0" w:after="0"/>
               <w:jc w:val="left"/>
-              <w:rPr>
-                <w:rFonts w:eastAsia="Open Sans" w:cs="Open Sans"/>
-                <w:kern w:val="0"/>
-                <w:sz w:val="17"/>
-                <w:szCs w:val="17"/>
-                <w:lang w:val="pl-PL" w:eastAsia="en-US" w:bidi="ar-SA"/>
-              </w:rPr>
+              <w:rPr/>
             </w:pPr>
             <w:r>
               <w:rPr>
@@ -296,13 +355,14 @@
           <w:p>
             <w:pPr>
               <w:pStyle w:val="Normal"/>
+              <w:tabs>
+                <w:tab w:val="clear" w:pos="720"/>
+                <w:tab w:val="left" w:pos="0" w:leader="none"/>
+              </w:tabs>
               <w:suppressAutoHyphens w:val="true"/>
               <w:spacing w:before="0" w:after="0"/>
               <w:jc w:val="left"/>
-              <w:rPr>
-                <w:sz w:val="17"/>
-                <w:szCs w:val="17"/>
-              </w:rPr>
+              <w:rPr/>
             </w:pPr>
             <w:r>
               <w:rPr>
@@ -316,21 +376,20 @@
         </w:tc>
         <w:tc>
           <w:tcPr>
-            <w:tcW w:w="2346" w:type="dxa"/>
+            <w:tcW w:w="2393" w:type="dxa"/>
             <w:tcBorders/>
           </w:tcPr>
           <w:p>
             <w:pPr>
               <w:pStyle w:val="Normal"/>
+              <w:tabs>
+                <w:tab w:val="clear" w:pos="720"/>
+                <w:tab w:val="left" w:pos="0" w:leader="none"/>
+              </w:tabs>
               <w:suppressAutoHyphens w:val="true"/>
               <w:spacing w:before="0" w:after="0"/>
               <w:jc w:val="left"/>
-              <w:rPr>
-                <w:kern w:val="0"/>
-                <w:sz w:val="17"/>
-                <w:szCs w:val="17"/>
-                <w:lang w:val="pl-PL" w:eastAsia="en-US" w:bidi="ar-SA"/>
-              </w:rPr>
+              <w:rPr/>
             </w:pPr>
             <w:r>
               <w:rPr>
@@ -345,15 +404,14 @@
           <w:p>
             <w:pPr>
               <w:pStyle w:val="Normal"/>
+              <w:tabs>
+                <w:tab w:val="clear" w:pos="720"/>
+                <w:tab w:val="left" w:pos="0" w:leader="none"/>
+              </w:tabs>
               <w:suppressAutoHyphens w:val="true"/>
               <w:spacing w:lineRule="auto" w:line="240" w:before="0" w:after="0"/>
               <w:jc w:val="left"/>
-              <w:rPr>
-                <w:rFonts w:eastAsia="Open Sans" w:cs="Open Sans"/>
-                <w:color w:val="070707"/>
-                <w:sz w:val="17"/>
-                <w:szCs w:val="17"/>
-              </w:rPr>
+              <w:rPr/>
             </w:pPr>
             <w:r>
               <w:rPr>
@@ -368,11 +426,12 @@
           <w:p>
             <w:pPr>
               <w:pStyle w:val="Normal"/>
+              <w:tabs>
+                <w:tab w:val="clear" w:pos="720"/>
+                <w:tab w:val="left" w:pos="0" w:leader="none"/>
+              </w:tabs>
               <w:spacing w:lineRule="auto" w:line="240"/>
-              <w:rPr>
-                <w:sz w:val="17"/>
-                <w:szCs w:val="17"/>
-              </w:rPr>
+              <w:rPr/>
             </w:pPr>
             <w:r>
               <w:rPr>
@@ -387,13 +446,14 @@
           <w:p>
             <w:pPr>
               <w:pStyle w:val="Normal"/>
+              <w:tabs>
+                <w:tab w:val="clear" w:pos="720"/>
+                <w:tab w:val="left" w:pos="0" w:leader="none"/>
+              </w:tabs>
               <w:suppressAutoHyphens w:val="true"/>
               <w:spacing w:before="0" w:after="0"/>
               <w:jc w:val="left"/>
-              <w:rPr>
-                <w:sz w:val="17"/>
-                <w:szCs w:val="17"/>
-              </w:rPr>
+              <w:rPr/>
             </w:pPr>
             <w:r>
               <w:rPr>
@@ -411,6 +471,10 @@
     <w:p>
       <w:pPr>
         <w:pStyle w:val="Normal"/>
+        <w:tabs>
+          <w:tab w:val="clear" w:pos="720"/>
+          <w:tab w:val="left" w:pos="0" w:leader="none"/>
+        </w:tabs>
         <w:spacing w:before="0" w:after="20"/>
         <w:rPr>
           <w:rFonts w:ascii="Open Sans" w:hAnsi="Open Sans" w:eastAsia="Open Sans" w:cs="Open Sans"/>
@@ -442,11 +506,9 @@
       <w:r>
         <w:rPr>
           <w:rFonts w:eastAsia="Open Sans" w:cs="Open Sans"/>
-          <w:b/>
-          <w:bCs/>
-          <w:color w:val="070707"/>
-          <w:sz w:val="20"/>
-          <w:szCs w:val="20"/>
+          <w:color w:val="070707"/>
+          <w:sz w:val="17"/>
+          <w:szCs w:val="17"/>
         </w:rPr>
       </w:r>
     </w:p>
@@ -464,12 +526,66 @@
       <w:r>
         <w:rPr>
           <w:rFonts w:eastAsia="Open Sans" w:cs="Open Sans"/>
-          <w:b/>
-          <w:bCs/>
-          <w:color w:val="070707"/>
-          <w:sz w:val="20"/>
-          <w:szCs w:val="20"/>
-        </w:rPr>
+          <w:color w:val="070707"/>
+          <w:sz w:val="17"/>
+          <w:szCs w:val="17"/>
+        </w:rPr>
+        <mc:AlternateContent>
+          <mc:Choice Requires="wps">
+            <w:drawing>
+              <wp:anchor behindDoc="0" distT="0" distB="0" distL="0" distR="0" simplePos="0" locked="0" layoutInCell="0" allowOverlap="1" relativeHeight="8">
+                <wp:simplePos x="0" y="0"/>
+                <wp:positionH relativeFrom="page">
+                  <wp:posOffset>0</wp:posOffset>
+                </wp:positionH>
+                <wp:positionV relativeFrom="page">
+                  <wp:posOffset>7123430</wp:posOffset>
+                </wp:positionV>
+                <wp:extent cx="217170" cy="0"/>
+                <wp:effectExtent l="635" t="635" r="635" b="635"/>
+                <wp:wrapNone/>
+                <wp:docPr id="2" name="Horizontal line 2"/>
+                <a:graphic xmlns:a="http://schemas.openxmlformats.org/drawingml/2006/main">
+                  <a:graphicData uri="http://schemas.microsoft.com/office/word/2010/wordprocessingShape">
+                    <wps:wsp>
+                      <wps:cNvSpPr/>
+                      <wps:spPr>
+                        <a:xfrm>
+                          <a:off x="0" y="0"/>
+                          <a:ext cx="217080" cy="0"/>
+                        </a:xfrm>
+                        <a:prstGeom prst="line">
+                          <a:avLst/>
+                        </a:prstGeom>
+                        <a:ln w="0">
+                          <a:solidFill>
+                            <a:srgbClr val="000000"/>
+                          </a:solidFill>
+                        </a:ln>
+                      </wps:spPr>
+                      <wps:style>
+                        <a:lnRef idx="0"/>
+                        <a:fillRef idx="0"/>
+                        <a:effectRef idx="0"/>
+                        <a:fontRef idx="minor"/>
+                      </wps:style>
+                      <wps:bodyPr/>
+                    </wps:wsp>
+                  </a:graphicData>
+                </a:graphic>
+              </wp:anchor>
+            </w:drawing>
+          </mc:Choice>
+          <mc:Fallback>
+            <w:pict>
+              <v:line id="shape_0" from="0pt,560.9pt" to="17.05pt,560.9pt" ID="Horizontal line 2" stroked="t" o:allowincell="f" style="position:absolute;mso-position-horizontal-relative:page;mso-position-vertical-relative:page">
+                <v:stroke color="black" joinstyle="round" endcap="flat"/>
+                <v:fill o:detectmouseclick="t" on="false"/>
+                <w10:wrap type="none"/>
+              </v:line>
+            </w:pict>
+          </mc:Fallback>
+        </mc:AlternateContent>
       </w:r>
     </w:p>
     <w:p>
@@ -486,11 +602,9 @@
       <w:r>
         <w:rPr>
           <w:rFonts w:eastAsia="Open Sans" w:cs="Open Sans"/>
-          <w:b/>
-          <w:bCs/>
-          <w:color w:val="070707"/>
-          <w:sz w:val="20"/>
-          <w:szCs w:val="20"/>
+          <w:color w:val="070707"/>
+          <w:sz w:val="17"/>
+          <w:szCs w:val="17"/>
         </w:rPr>
       </w:r>
     </w:p>
@@ -508,12 +622,122 @@
       <w:r>
         <w:rPr>
           <w:rFonts w:eastAsia="Open Sans" w:cs="Open Sans"/>
-          <w:b/>
-          <w:bCs/>
-          <w:color w:val="070707"/>
-          <w:sz w:val="20"/>
-          <w:szCs w:val="20"/>
-        </w:rPr>
+          <w:color w:val="070707"/>
+          <w:sz w:val="17"/>
+          <w:szCs w:val="17"/>
+        </w:rPr>
+        <mc:AlternateContent>
+          <mc:Choice Requires="wps">
+            <w:drawing>
+              <wp:anchor behindDoc="0" distT="0" distB="0" distL="0" distR="0" simplePos="0" locked="0" layoutInCell="0" allowOverlap="1" relativeHeight="9">
+                <wp:simplePos x="0" y="0"/>
+                <wp:positionH relativeFrom="page">
+                  <wp:posOffset>7342505</wp:posOffset>
+                </wp:positionH>
+                <wp:positionV relativeFrom="page">
+                  <wp:posOffset>3566160</wp:posOffset>
+                </wp:positionV>
+                <wp:extent cx="217170" cy="0"/>
+                <wp:effectExtent l="635" t="635" r="635" b="635"/>
+                <wp:wrapNone/>
+                <wp:docPr id="3" name="Horizontal line 3"/>
+                <a:graphic xmlns:a="http://schemas.openxmlformats.org/drawingml/2006/main">
+                  <a:graphicData uri="http://schemas.microsoft.com/office/word/2010/wordprocessingShape">
+                    <wps:wsp>
+                      <wps:cNvSpPr/>
+                      <wps:spPr>
+                        <a:xfrm>
+                          <a:off x="0" y="0"/>
+                          <a:ext cx="217080" cy="0"/>
+                        </a:xfrm>
+                        <a:prstGeom prst="line">
+                          <a:avLst/>
+                        </a:prstGeom>
+                        <a:ln w="0">
+                          <a:solidFill>
+                            <a:srgbClr val="000000"/>
+                          </a:solidFill>
+                        </a:ln>
+                      </wps:spPr>
+                      <wps:style>
+                        <a:lnRef idx="0"/>
+                        <a:fillRef idx="0"/>
+                        <a:effectRef idx="0"/>
+                        <a:fontRef idx="minor"/>
+                      </wps:style>
+                      <wps:bodyPr/>
+                    </wps:wsp>
+                  </a:graphicData>
+                </a:graphic>
+              </wp:anchor>
+            </w:drawing>
+          </mc:Choice>
+          <mc:Fallback>
+            <w:pict>
+              <v:line id="shape_0" from="578.15pt,280.8pt" to="595.2pt,280.8pt" ID="Horizontal line 3" stroked="t" o:allowincell="f" style="position:absolute;mso-position-horizontal-relative:page;mso-position-vertical-relative:page">
+                <v:stroke color="black" joinstyle="round" endcap="flat"/>
+                <v:fill o:detectmouseclick="t" on="false"/>
+                <w10:wrap type="none"/>
+              </v:line>
+            </w:pict>
+          </mc:Fallback>
+        </mc:AlternateContent>
+        <mc:AlternateContent>
+          <mc:Choice Requires="wps">
+            <w:drawing>
+              <wp:anchor behindDoc="0" distT="0" distB="0" distL="0" distR="0" simplePos="0" locked="0" layoutInCell="0" allowOverlap="1" relativeHeight="10">
+                <wp:simplePos x="0" y="0"/>
+                <wp:positionH relativeFrom="page">
+                  <wp:posOffset>7342505</wp:posOffset>
+                </wp:positionH>
+                <wp:positionV relativeFrom="page">
+                  <wp:posOffset>7123430</wp:posOffset>
+                </wp:positionV>
+                <wp:extent cx="217170" cy="0"/>
+                <wp:effectExtent l="635" t="635" r="635" b="635"/>
+                <wp:wrapNone/>
+                <wp:docPr id="4" name="Horizontal line 4"/>
+                <a:graphic xmlns:a="http://schemas.openxmlformats.org/drawingml/2006/main">
+                  <a:graphicData uri="http://schemas.microsoft.com/office/word/2010/wordprocessingShape">
+                    <wps:wsp>
+                      <wps:cNvSpPr/>
+                      <wps:spPr>
+                        <a:xfrm>
+                          <a:off x="0" y="0"/>
+                          <a:ext cx="217080" cy="0"/>
+                        </a:xfrm>
+                        <a:prstGeom prst="line">
+                          <a:avLst/>
+                        </a:prstGeom>
+                        <a:ln w="0">
+                          <a:solidFill>
+                            <a:srgbClr val="000000"/>
+                          </a:solidFill>
+                        </a:ln>
+                      </wps:spPr>
+                      <wps:style>
+                        <a:lnRef idx="0"/>
+                        <a:fillRef idx="0"/>
+                        <a:effectRef idx="0"/>
+                        <a:fontRef idx="minor"/>
+                      </wps:style>
+                      <wps:bodyPr/>
+                    </wps:wsp>
+                  </a:graphicData>
+                </a:graphic>
+              </wp:anchor>
+            </w:drawing>
+          </mc:Choice>
+          <mc:Fallback>
+            <w:pict>
+              <v:line id="shape_0" from="578.15pt,560.9pt" to="595.2pt,560.9pt" ID="Horizontal line 4" stroked="t" o:allowincell="f" style="position:absolute;mso-position-horizontal-relative:page;mso-position-vertical-relative:page">
+                <v:stroke color="black" joinstyle="round" endcap="flat"/>
+                <v:fill o:detectmouseclick="t" on="false"/>
+                <w10:wrap type="none"/>
+              </v:line>
+            </w:pict>
+          </mc:Fallback>
+        </mc:AlternateContent>
       </w:r>
     </w:p>
     <w:p>
@@ -1910,7 +2134,7 @@
       <w:footerReference w:type="first" r:id="rId7"/>
       <w:type w:val="nextPage"/>
       <w:pgSz w:w="11906" w:h="16838"/>
-      <w:pgMar w:left="1418" w:right="1134" w:gutter="0" w:header="340" w:top="1418" w:footer="340" w:bottom="720"/>
+      <w:pgMar w:left="1228" w:right="1134" w:gutter="0" w:header="340" w:top="1418" w:footer="340" w:bottom="720"/>
       <w:pgNumType w:start="1" w:fmt="decimal"/>
       <w:formProt w:val="false"/>
       <w:textDirection w:val="lrTb"/>
@@ -1951,9 +2175,9 @@
       <w:tblLook w:val="0600" w:noVBand="1" w:noHBand="1" w:lastColumn="0" w:firstColumn="0" w:lastRow="0" w:firstRow="0"/>
     </w:tblPr>
     <w:tblGrid>
-      <w:gridCol w:w="3118"/>
-      <w:gridCol w:w="3121"/>
-      <w:gridCol w:w="3115"/>
+      <w:gridCol w:w="3181"/>
+      <w:gridCol w:w="3184"/>
+      <w:gridCol w:w="3179"/>
     </w:tblGrid>
     <w:tr>
       <w:trPr>
@@ -1961,7 +2185,7 @@
       </w:trPr>
       <w:tc>
         <w:tcPr>
-          <w:tcW w:w="3118" w:type="dxa"/>
+          <w:tcW w:w="3181" w:type="dxa"/>
           <w:tcBorders>
             <w:top w:val="single" w:sz="18" w:space="0" w:color="2E74B5"/>
           </w:tcBorders>
@@ -2035,7 +2259,7 @@
       </w:tc>
       <w:tc>
         <w:tcPr>
-          <w:tcW w:w="3121" w:type="dxa"/>
+          <w:tcW w:w="3184" w:type="dxa"/>
           <w:tcBorders>
             <w:top w:val="single" w:sz="18" w:space="0" w:color="2E74B5"/>
           </w:tcBorders>
@@ -2108,7 +2332,7 @@
       </w:tc>
       <w:tc>
         <w:tcPr>
-          <w:tcW w:w="3115" w:type="dxa"/>
+          <w:tcW w:w="3179" w:type="dxa"/>
           <w:tcBorders>
             <w:top w:val="single" w:sz="18" w:space="0" w:color="2E74B5"/>
           </w:tcBorders>
@@ -2323,9 +2547,9 @@
       <w:tblLook w:val="0600" w:noVBand="1" w:noHBand="1" w:lastColumn="0" w:firstColumn="0" w:lastRow="0" w:firstRow="0"/>
     </w:tblPr>
     <w:tblGrid>
-      <w:gridCol w:w="3118"/>
-      <w:gridCol w:w="3121"/>
-      <w:gridCol w:w="3115"/>
+      <w:gridCol w:w="3181"/>
+      <w:gridCol w:w="3184"/>
+      <w:gridCol w:w="3179"/>
     </w:tblGrid>
     <w:tr>
       <w:trPr>
@@ -2333,7 +2557,7 @@
       </w:trPr>
       <w:tc>
         <w:tcPr>
-          <w:tcW w:w="3118" w:type="dxa"/>
+          <w:tcW w:w="3181" w:type="dxa"/>
           <w:tcBorders>
             <w:top w:val="single" w:sz="18" w:space="0" w:color="2E74B5"/>
           </w:tcBorders>
@@ -2407,7 +2631,7 @@
       </w:tc>
       <w:tc>
         <w:tcPr>
-          <w:tcW w:w="3121" w:type="dxa"/>
+          <w:tcW w:w="3184" w:type="dxa"/>
           <w:tcBorders>
             <w:top w:val="single" w:sz="18" w:space="0" w:color="2E74B5"/>
           </w:tcBorders>
@@ -2480,7 +2704,7 @@
       </w:tc>
       <w:tc>
         <w:tcPr>
-          <w:tcW w:w="3115" w:type="dxa"/>
+          <w:tcW w:w="3179" w:type="dxa"/>
           <w:tcBorders>
             <w:top w:val="single" w:sz="18" w:space="0" w:color="2E74B5"/>
           </w:tcBorders>
@@ -2702,7 +2926,7 @@
     <w:r>
       <w:rPr/>
       <w:drawing>
-        <wp:anchor behindDoc="1" distT="0" distB="0" distL="0" distR="0" simplePos="0" locked="0" layoutInCell="0" allowOverlap="1" relativeHeight="5">
+        <wp:anchor behindDoc="1" distT="0" distB="0" distL="0" distR="0" simplePos="0" locked="0" layoutInCell="0" allowOverlap="1" relativeHeight="2">
           <wp:simplePos x="0" y="0"/>
           <wp:positionH relativeFrom="margin">
             <wp:align>right</wp:align>
@@ -2713,7 +2937,7 @@
           <wp:extent cx="1143000" cy="663575"/>
           <wp:effectExtent l="0" t="0" r="0" b="0"/>
           <wp:wrapNone/>
-          <wp:docPr id="1" name="emc2-logo" descr=""/>
+          <wp:docPr id="5" name="emc2-logo" descr=""/>
           <wp:cNvGraphicFramePr>
             <a:graphicFrameLocks xmlns:a="http://schemas.openxmlformats.org/drawingml/2006/main" noChangeAspect="1"/>
           </wp:cNvGraphicFramePr>
@@ -2721,7 +2945,7 @@
             <a:graphicData uri="http://schemas.openxmlformats.org/drawingml/2006/picture">
               <pic:pic xmlns:pic="http://schemas.openxmlformats.org/drawingml/2006/picture">
                 <pic:nvPicPr>
-                  <pic:cNvPr id="1" name="emc2-logo" descr=""/>
+                  <pic:cNvPr id="5" name="emc2-logo" descr=""/>
                   <pic:cNvPicPr>
                     <a:picLocks noChangeAspect="1" noChangeArrowheads="1"/>
                   </pic:cNvPicPr>
@@ -2786,7 +3010,7 @@
             <wp:inline distT="0" distB="0" distL="0" distR="0" wp14:anchorId="74C32908">
               <wp:extent cx="4807585" cy="28575"/>
               <wp:effectExtent l="0" t="0" r="0" b="0"/>
-              <wp:docPr id="2" name="blue-line"/>
+              <wp:docPr id="6" name="blue-line"/>
               <a:graphic xmlns:a="http://schemas.openxmlformats.org/drawingml/2006/main">
                 <a:graphicData uri="http://schemas.microsoft.com/office/word/2010/wordprocessingShape">
                   <wps:wsp>
@@ -2844,7 +3068,7 @@
     <w:r>
       <w:rPr/>
       <w:drawing>
-        <wp:anchor behindDoc="1" distT="0" distB="0" distL="0" distR="0" simplePos="0" locked="0" layoutInCell="0" allowOverlap="1" relativeHeight="5">
+        <wp:anchor behindDoc="1" distT="0" distB="0" distL="0" distR="0" simplePos="0" locked="0" layoutInCell="0" allowOverlap="1" relativeHeight="2">
           <wp:simplePos x="0" y="0"/>
           <wp:positionH relativeFrom="margin">
             <wp:align>right</wp:align>
@@ -2855,7 +3079,7 @@
           <wp:extent cx="1143000" cy="663575"/>
           <wp:effectExtent l="0" t="0" r="0" b="0"/>
           <wp:wrapNone/>
-          <wp:docPr id="3" name="emc2-logo" descr=""/>
+          <wp:docPr id="7" name="emc2-logo" descr=""/>
           <wp:cNvGraphicFramePr>
             <a:graphicFrameLocks xmlns:a="http://schemas.openxmlformats.org/drawingml/2006/main" noChangeAspect="1"/>
           </wp:cNvGraphicFramePr>
@@ -2863,7 +3087,7 @@
             <a:graphicData uri="http://schemas.openxmlformats.org/drawingml/2006/picture">
               <pic:pic xmlns:pic="http://schemas.openxmlformats.org/drawingml/2006/picture">
                 <pic:nvPicPr>
-                  <pic:cNvPr id="3" name="emc2-logo" descr=""/>
+                  <pic:cNvPr id="7" name="emc2-logo" descr=""/>
                   <pic:cNvPicPr>
                     <a:picLocks noChangeAspect="1" noChangeArrowheads="1"/>
                   </pic:cNvPicPr>
@@ -2928,7 +3152,7 @@
             <wp:inline distT="0" distB="0" distL="0" distR="0" wp14:anchorId="74C32908">
               <wp:extent cx="4807585" cy="28575"/>
               <wp:effectExtent l="0" t="0" r="0" b="0"/>
-              <wp:docPr id="4" name="blue-line"/>
+              <wp:docPr id="8" name="blue-line"/>
               <a:graphic xmlns:a="http://schemas.openxmlformats.org/drawingml/2006/main">
                 <a:graphicData uri="http://schemas.microsoft.com/office/word/2010/wordprocessingShape">
                   <wps:wsp>
@@ -3604,8 +3828,8 @@
       <w:sz w:val="21"/>
     </w:rPr>
   </w:style>
-  <w:style w:type="character" w:styleId="Bulletsuser">
-    <w:name w:val="Bullets (user)"/>
+  <w:style w:type="character" w:styleId="Bullets">
+    <w:name w:val="Bullets"/>
     <w:qFormat/>
     <w:rPr>
       <w:rFonts w:ascii="OpenSymbol" w:hAnsi="OpenSymbol" w:eastAsia="OpenSymbol" w:cs="OpenSymbol"/>

--- a/src/templates/Angebot-AH-alt-4.docx
+++ b/src/templates/Angebot-AH-alt-4.docx
@@ -28,15 +28,15 @@
         <mc:AlternateContent>
           <mc:Choice Requires="wps">
             <w:drawing>
-              <wp:anchor behindDoc="0" distT="0" distB="0" distL="0" distR="0" simplePos="0" locked="0" layoutInCell="0" allowOverlap="1" relativeHeight="7">
+              <wp:anchor behindDoc="0" distT="635" distB="635" distL="635" distR="635" simplePos="0" locked="0" layoutInCell="0" allowOverlap="1" relativeHeight="7">
                 <wp:simplePos x="0" y="0"/>
                 <wp:positionH relativeFrom="page">
                   <wp:posOffset>0</wp:posOffset>
                 </wp:positionH>
                 <wp:positionV relativeFrom="paragraph">
-                  <wp:posOffset>3566160</wp:posOffset>
+                  <wp:posOffset>3565525</wp:posOffset>
                 </wp:positionV>
-                <wp:extent cx="217170" cy="0"/>
+                <wp:extent cx="217170" cy="635"/>
                 <wp:effectExtent l="635" t="635" r="635" b="635"/>
                 <wp:wrapNone/>
                 <wp:docPr id="1" name="Horizontal line 1"/>
@@ -47,7 +47,7 @@
                       <wps:spPr>
                         <a:xfrm>
                           <a:off x="0" y="0"/>
-                          <a:ext cx="217080" cy="0"/>
+                          <a:ext cx="217080" cy="720"/>
                         </a:xfrm>
                         <a:prstGeom prst="line">
                           <a:avLst/>
@@ -73,7 +73,7 @@
           </mc:Choice>
           <mc:Fallback>
             <w:pict>
-              <v:line id="shape_0" from="0pt,280.8pt" to="17.05pt,280.8pt" ID="Horizontal line 1" stroked="t" o:allowincell="f" style="position:absolute;mso-position-horizontal-relative:page">
+              <v:line id="shape_0" from="0pt,280.75pt" to="17.05pt,280.75pt" ID="Horizontal line 1" stroked="t" o:allowincell="f" style="position:absolute;mso-position-horizontal-relative:page">
                 <v:stroke color="black" joinstyle="round" endcap="flat"/>
                 <v:fill o:detectmouseclick="t" on="false"/>
                 <w10:wrap type="none"/>
@@ -533,7 +533,7 @@
         <mc:AlternateContent>
           <mc:Choice Requires="wps">
             <w:drawing>
-              <wp:anchor behindDoc="0" distT="0" distB="0" distL="0" distR="0" simplePos="0" locked="0" layoutInCell="0" allowOverlap="1" relativeHeight="8">
+              <wp:anchor behindDoc="0" distT="635" distB="635" distL="635" distR="635" simplePos="0" locked="0" layoutInCell="0" allowOverlap="1" relativeHeight="8">
                 <wp:simplePos x="0" y="0"/>
                 <wp:positionH relativeFrom="page">
                   <wp:posOffset>0</wp:posOffset>
@@ -629,15 +629,15 @@
         <mc:AlternateContent>
           <mc:Choice Requires="wps">
             <w:drawing>
-              <wp:anchor behindDoc="0" distT="0" distB="0" distL="0" distR="0" simplePos="0" locked="0" layoutInCell="0" allowOverlap="1" relativeHeight="9">
+              <wp:anchor behindDoc="0" distT="635" distB="635" distL="635" distR="635" simplePos="0" locked="0" layoutInCell="0" allowOverlap="1" relativeHeight="9">
                 <wp:simplePos x="0" y="0"/>
                 <wp:positionH relativeFrom="page">
                   <wp:posOffset>7342505</wp:posOffset>
                 </wp:positionH>
                 <wp:positionV relativeFrom="page">
-                  <wp:posOffset>3566160</wp:posOffset>
+                  <wp:posOffset>3565525</wp:posOffset>
                 </wp:positionV>
-                <wp:extent cx="217170" cy="0"/>
+                <wp:extent cx="217170" cy="635"/>
                 <wp:effectExtent l="635" t="635" r="635" b="635"/>
                 <wp:wrapNone/>
                 <wp:docPr id="3" name="Horizontal line 3"/>
@@ -648,7 +648,7 @@
                       <wps:spPr>
                         <a:xfrm>
                           <a:off x="0" y="0"/>
-                          <a:ext cx="217080" cy="0"/>
+                          <a:ext cx="217080" cy="720"/>
                         </a:xfrm>
                         <a:prstGeom prst="line">
                           <a:avLst/>
@@ -674,7 +674,7 @@
           </mc:Choice>
           <mc:Fallback>
             <w:pict>
-              <v:line id="shape_0" from="578.15pt,280.8pt" to="595.2pt,280.8pt" ID="Horizontal line 3" stroked="t" o:allowincell="f" style="position:absolute;mso-position-horizontal-relative:page;mso-position-vertical-relative:page">
+              <v:line id="shape_0" from="578.15pt,280.75pt" to="595.2pt,280.75pt" ID="Horizontal line 3" stroked="t" o:allowincell="f" style="position:absolute;mso-position-horizontal-relative:page;mso-position-vertical-relative:page">
                 <v:stroke color="black" joinstyle="round" endcap="flat"/>
                 <v:fill o:detectmouseclick="t" on="false"/>
                 <w10:wrap type="none"/>
@@ -685,7 +685,7 @@
         <mc:AlternateContent>
           <mc:Choice Requires="wps">
             <w:drawing>
-              <wp:anchor behindDoc="0" distT="0" distB="0" distL="0" distR="0" simplePos="0" locked="0" layoutInCell="0" allowOverlap="1" relativeHeight="10">
+              <wp:anchor behindDoc="0" distT="635" distB="635" distL="635" distR="635" simplePos="0" locked="0" layoutInCell="0" allowOverlap="1" relativeHeight="10">
                 <wp:simplePos x="0" y="0"/>
                 <wp:positionH relativeFrom="page">
                   <wp:posOffset>7342505</wp:posOffset>
@@ -1698,7 +1698,34 @@
                 <w:sz w:val="19"/>
                 <w:szCs w:val="19"/>
               </w:rPr>
-              <w:t>Konditionen:</w:t>
+              <w:t xml:space="preserve">Konditionen – </w:t>
+            </w:r>
+            <w:r>
+              <w:rPr>
+                <w:b/>
+                <w:bCs/>
+                <w:sz w:val="19"/>
+                <w:szCs w:val="19"/>
+              </w:rPr>
+              <w:t>H</w:t>
+            </w:r>
+            <w:r>
+              <w:rPr>
+                <w:b/>
+                <w:bCs/>
+                <w:sz w:val="19"/>
+                <w:szCs w:val="19"/>
+              </w:rPr>
+              <w:t>a</w:t>
+            </w:r>
+            <w:r>
+              <w:rPr>
+                <w:b/>
+                <w:bCs/>
+                <w:sz w:val="19"/>
+                <w:szCs w:val="19"/>
+              </w:rPr>
+              <w:t>ushaltnahe Dienstleistungen</w:t>
             </w:r>
           </w:p>
         </w:tc>
@@ -1747,21 +1774,33 @@
               <w:jc w:val="left"/>
               <w:rPr>
                 <w:rFonts w:ascii="Open Sans" w:hAnsi="Open Sans" w:eastAsia="Open Sans" w:cs="Open Sans"/>
-                <w:color w:val="070707"/>
-                <w:sz w:val="17"/>
-                <w:szCs w:val="17"/>
+                <w:b w:val="false"/>
+                <w:i w:val="false"/>
+                <w:caps w:val="false"/>
+                <w:smallCaps w:val="false"/>
+                <w:color w:val="000000"/>
+                <w:spacing w:val="0"/>
+                <w:kern w:val="0"/>
+                <w:sz w:val="17"/>
+                <w:szCs w:val="17"/>
+                <w:lang w:val="pl-PL" w:eastAsia="en-US" w:bidi="ar-SA"/>
               </w:rPr>
             </w:pPr>
             <w:r>
               <w:rPr>
-                <w:rFonts w:eastAsia="Open Sans" w:cs="Open Sans"/>
-                <w:color w:val="070707"/>
+                <w:rFonts w:eastAsia="Open Sans" w:cs="Open Sans" w:ascii="Open Sans" w:hAnsi="Open Sans"/>
+                <w:b w:val="false"/>
+                <w:i w:val="false"/>
+                <w:caps w:val="false"/>
+                <w:smallCaps w:val="false"/>
+                <w:color w:val="000000"/>
+                <w:spacing w:val="0"/>
                 <w:kern w:val="0"/>
                 <w:sz w:val="17"/>
                 <w:szCs w:val="17"/>
                 <w:lang w:val="pl-PL" w:eastAsia="en-US" w:bidi="ar-SA"/>
               </w:rPr>
-              <w:t>{#AhKondRows}{AhKondLabel}</w:t>
+              <w:t>{#AhHasHnD}{#AhKondRowsHnD}{AhKondLabel}</w:t>
             </w:r>
           </w:p>
         </w:tc>
@@ -1778,21 +1817,33 @@
               <w:jc w:val="left"/>
               <w:rPr>
                 <w:rFonts w:ascii="Open Sans" w:hAnsi="Open Sans" w:eastAsia="Open Sans" w:cs="Open Sans"/>
-                <w:color w:val="070707"/>
-                <w:sz w:val="17"/>
-                <w:szCs w:val="17"/>
+                <w:b w:val="false"/>
+                <w:i w:val="false"/>
+                <w:caps w:val="false"/>
+                <w:smallCaps w:val="false"/>
+                <w:color w:val="000000"/>
+                <w:spacing w:val="0"/>
+                <w:kern w:val="0"/>
+                <w:sz w:val="17"/>
+                <w:szCs w:val="17"/>
+                <w:lang w:val="pl-PL" w:eastAsia="en-US" w:bidi="ar-SA"/>
               </w:rPr>
             </w:pPr>
             <w:r>
               <w:rPr>
-                <w:rFonts w:eastAsia="Open Sans" w:cs="Open Sans"/>
-                <w:color w:val="070707"/>
+                <w:rFonts w:eastAsia="Open Sans" w:cs="Open Sans" w:ascii="Open Sans" w:hAnsi="Open Sans"/>
+                <w:b w:val="false"/>
+                <w:i w:val="false"/>
+                <w:caps w:val="false"/>
+                <w:smallCaps w:val="false"/>
+                <w:color w:val="000000"/>
+                <w:spacing w:val="0"/>
                 <w:kern w:val="0"/>
                 <w:sz w:val="17"/>
                 <w:szCs w:val="17"/>
                 <w:lang w:val="pl-PL" w:eastAsia="en-US" w:bidi="ar-SA"/>
               </w:rPr>
-              <w:t>{AhKondValue}{/AhKondRows}</w:t>
+              <w:t>{AhKondValue}{/AhKondRowsHnD}{/AhHasHnD}</w:t>
             </w:r>
           </w:p>
         </w:tc>
@@ -1801,7 +1852,206 @@
     <w:p>
       <w:pPr>
         <w:pStyle w:val="Normal"/>
-        <w:spacing w:before="0" w:after="160"/>
+        <w:spacing w:before="0" w:after="80"/>
+        <w:rPr>
+          <w:rFonts w:ascii="Open Sans" w:hAnsi="Open Sans" w:eastAsia="Open Sans" w:cs="Open Sans"/>
+          <w:color w:val="070707"/>
+          <w:sz w:val="17"/>
+          <w:szCs w:val="17"/>
+        </w:rPr>
+      </w:pPr>
+      <w:r>
+        <w:rPr>
+          <w:rFonts w:eastAsia="Open Sans" w:cs="Open Sans"/>
+          <w:color w:val="070707"/>
+          <w:sz w:val="17"/>
+          <w:szCs w:val="17"/>
+        </w:rPr>
+        <w:br/>
+      </w:r>
+    </w:p>
+    <w:tbl>
+      <w:tblPr>
+        <w:tblStyle w:val="NormalTable0"/>
+        <w:tblW w:w="9354" w:type="dxa"/>
+        <w:jc w:val="left"/>
+        <w:tblInd w:w="0" w:type="dxa"/>
+        <w:tblLayout w:type="fixed"/>
+        <w:tblCellMar>
+          <w:top w:w="80" w:type="dxa"/>
+          <w:left w:w="80" w:type="dxa"/>
+          <w:bottom w:w="80" w:type="dxa"/>
+          <w:right w:w="80" w:type="dxa"/>
+        </w:tblCellMar>
+        <w:tblLook w:val="04a0" w:noVBand="1" w:noHBand="0" w:lastColumn="0" w:firstColumn="1" w:lastRow="0" w:firstRow="1"/>
+      </w:tblPr>
+      <w:tblGrid>
+        <w:gridCol w:w="6058"/>
+        <w:gridCol w:w="3296"/>
+      </w:tblGrid>
+      <w:tr>
+        <w:trPr/>
+        <w:tc>
+          <w:tcPr>
+            <w:tcW w:w="6058" w:type="dxa"/>
+            <w:tcBorders/>
+            <w:shd w:fill="E8E8E8" w:val="clear"/>
+          </w:tcPr>
+          <w:p>
+            <w:pPr>
+              <w:pStyle w:val="Normal"/>
+              <w:spacing w:lineRule="auto" w:line="240" w:before="0" w:after="0"/>
+              <w:rPr>
+                <w:rFonts w:ascii="Open Sans" w:hAnsi="Open Sans" w:eastAsia="Open Sans" w:cs="Open Sans"/>
+                <w:color w:val="070707"/>
+                <w:sz w:val="17"/>
+                <w:szCs w:val="17"/>
+              </w:rPr>
+            </w:pPr>
+            <w:r>
+              <w:rPr>
+                <w:b/>
+                <w:bCs/>
+                <w:sz w:val="19"/>
+                <w:szCs w:val="19"/>
+              </w:rPr>
+              <w:t xml:space="preserve">Konditionen – </w:t>
+            </w:r>
+            <w:r>
+              <w:rPr>
+                <w:b/>
+                <w:bCs/>
+                <w:sz w:val="19"/>
+                <w:szCs w:val="19"/>
+              </w:rPr>
+              <w:t>Alltagsbegleitung</w:t>
+            </w:r>
+          </w:p>
+        </w:tc>
+        <w:tc>
+          <w:tcPr>
+            <w:tcW w:w="3296" w:type="dxa"/>
+            <w:tcBorders/>
+            <w:shd w:fill="E8E8E8" w:val="clear"/>
+          </w:tcPr>
+          <w:p>
+            <w:pPr>
+              <w:pStyle w:val="Normal"/>
+              <w:suppressAutoHyphens w:val="true"/>
+              <w:spacing w:before="60" w:after="60"/>
+              <w:jc w:val="left"/>
+              <w:rPr>
+                <w:rFonts w:ascii="Open Sans" w:hAnsi="Open Sans" w:eastAsia="Open Sans" w:cs="Open Sans"/>
+                <w:color w:val="070707"/>
+                <w:sz w:val="17"/>
+                <w:szCs w:val="17"/>
+              </w:rPr>
+            </w:pPr>
+            <w:r>
+              <w:rPr>
+                <w:rFonts w:eastAsia="Open Sans" w:cs="Open Sans"/>
+                <w:color w:val="070707"/>
+                <w:sz w:val="17"/>
+                <w:szCs w:val="17"/>
+              </w:rPr>
+            </w:r>
+          </w:p>
+        </w:tc>
+      </w:tr>
+      <w:tr>
+        <w:trPr/>
+        <w:tc>
+          <w:tcPr>
+            <w:tcW w:w="6058" w:type="dxa"/>
+            <w:tcBorders/>
+          </w:tcPr>
+          <w:p>
+            <w:pPr>
+              <w:pStyle w:val="Normal"/>
+              <w:suppressAutoHyphens w:val="true"/>
+              <w:spacing w:before="60" w:after="60"/>
+              <w:jc w:val="left"/>
+              <w:rPr>
+                <w:rFonts w:ascii="Open Sans" w:hAnsi="Open Sans" w:eastAsia="Open Sans" w:cs="Open Sans"/>
+                <w:b w:val="false"/>
+                <w:i w:val="false"/>
+                <w:caps w:val="false"/>
+                <w:smallCaps w:val="false"/>
+                <w:color w:val="000000"/>
+                <w:spacing w:val="0"/>
+                <w:kern w:val="0"/>
+                <w:sz w:val="17"/>
+                <w:szCs w:val="17"/>
+                <w:lang w:val="pl-PL" w:eastAsia="en-US" w:bidi="ar-SA"/>
+              </w:rPr>
+            </w:pPr>
+            <w:r>
+              <w:rPr>
+                <w:rFonts w:eastAsia="Open Sans" w:cs="Open Sans" w:ascii="Open Sans" w:hAnsi="Open Sans"/>
+                <w:b w:val="false"/>
+                <w:i w:val="false"/>
+                <w:caps w:val="false"/>
+                <w:smallCaps w:val="false"/>
+                <w:color w:val="000000"/>
+                <w:spacing w:val="0"/>
+                <w:kern w:val="0"/>
+                <w:sz w:val="17"/>
+                <w:szCs w:val="17"/>
+                <w:lang w:val="pl-PL" w:eastAsia="en-US" w:bidi="ar-SA"/>
+              </w:rPr>
+              <w:t>{#AhHasAb}{#AhKondRowsAB}{AhKondLabel}</w:t>
+            </w:r>
+          </w:p>
+        </w:tc>
+        <w:tc>
+          <w:tcPr>
+            <w:tcW w:w="3296" w:type="dxa"/>
+            <w:tcBorders/>
+          </w:tcPr>
+          <w:p>
+            <w:pPr>
+              <w:pStyle w:val="Normal"/>
+              <w:suppressAutoHyphens w:val="true"/>
+              <w:spacing w:before="60" w:after="60"/>
+              <w:jc w:val="left"/>
+              <w:rPr>
+                <w:rFonts w:ascii="Open Sans" w:hAnsi="Open Sans" w:eastAsia="Open Sans" w:cs="Open Sans"/>
+                <w:b w:val="false"/>
+                <w:i w:val="false"/>
+                <w:caps w:val="false"/>
+                <w:smallCaps w:val="false"/>
+                <w:color w:val="000000"/>
+                <w:spacing w:val="0"/>
+                <w:kern w:val="0"/>
+                <w:sz w:val="17"/>
+                <w:szCs w:val="17"/>
+                <w:lang w:val="pl-PL" w:eastAsia="en-US" w:bidi="ar-SA"/>
+              </w:rPr>
+            </w:pPr>
+            <w:r>
+              <w:rPr>
+                <w:rFonts w:eastAsia="Open Sans" w:cs="Open Sans" w:ascii="Open Sans" w:hAnsi="Open Sans"/>
+                <w:b w:val="false"/>
+                <w:i w:val="false"/>
+                <w:caps w:val="false"/>
+                <w:smallCaps w:val="false"/>
+                <w:color w:val="000000"/>
+                <w:spacing w:val="0"/>
+                <w:kern w:val="0"/>
+                <w:sz w:val="17"/>
+                <w:szCs w:val="17"/>
+                <w:lang w:val="pl-PL" w:eastAsia="en-US" w:bidi="ar-SA"/>
+              </w:rPr>
+              <w:t>{AhKondValue}{/AhKondRowsAB}{/AhHasAb}</w:t>
+            </w:r>
+          </w:p>
+        </w:tc>
+      </w:tr>
+    </w:tbl>
+    <w:p>
+      <w:pPr>
+        <w:pStyle w:val="Normal"/>
+        <w:spacing w:before="0" w:after="240"/>
         <w:rPr>
           <w:rFonts w:ascii="Open Sans" w:hAnsi="Open Sans" w:eastAsia="Open Sans" w:cs="Open Sans"/>
           <w:color w:val="070707"/>
@@ -1823,22 +2073,16 @@
         <w:pStyle w:val="Normal"/>
         <w:spacing w:before="0" w:after="80"/>
         <w:rPr>
-          <w:rFonts w:ascii="Open Sans" w:hAnsi="Open Sans" w:eastAsia="Open Sans" w:cs="Open Sans"/>
-          <w:color w:val="070707"/>
           <w:sz w:val="17"/>
           <w:szCs w:val="17"/>
         </w:rPr>
       </w:pPr>
       <w:r>
         <w:rPr>
-          <w:rFonts w:eastAsia="Open Sans" w:cs="Open Sans"/>
-          <w:color w:val="070707"/>
           <w:sz w:val="17"/>
           <w:szCs w:val="17"/>
         </w:rPr>
         <w:t>Bitte unterschreiben Sie bei Annahme dieses Angebots und schicken Sie es uns zurück – gerne auch per E-Mail an service@e-m-c-2.de. Die Unterschrift gilt für uns als Auftragsbestätigung.</w:t>
-        <w:br/>
-        <w:br/>
       </w:r>
     </w:p>
     <w:p>
@@ -2176,8 +2420,8 @@
     </w:tblPr>
     <w:tblGrid>
       <w:gridCol w:w="3181"/>
-      <w:gridCol w:w="3184"/>
-      <w:gridCol w:w="3179"/>
+      <w:gridCol w:w="3183"/>
+      <w:gridCol w:w="3180"/>
     </w:tblGrid>
     <w:tr>
       <w:trPr>
@@ -2259,7 +2503,7 @@
       </w:tc>
       <w:tc>
         <w:tcPr>
-          <w:tcW w:w="3184" w:type="dxa"/>
+          <w:tcW w:w="3183" w:type="dxa"/>
           <w:tcBorders>
             <w:top w:val="single" w:sz="18" w:space="0" w:color="2E74B5"/>
           </w:tcBorders>
@@ -2332,7 +2576,7 @@
       </w:tc>
       <w:tc>
         <w:tcPr>
-          <w:tcW w:w="3179" w:type="dxa"/>
+          <w:tcW w:w="3180" w:type="dxa"/>
           <w:tcBorders>
             <w:top w:val="single" w:sz="18" w:space="0" w:color="2E74B5"/>
           </w:tcBorders>
@@ -2548,8 +2792,8 @@
     </w:tblPr>
     <w:tblGrid>
       <w:gridCol w:w="3181"/>
-      <w:gridCol w:w="3184"/>
-      <w:gridCol w:w="3179"/>
+      <w:gridCol w:w="3183"/>
+      <w:gridCol w:w="3180"/>
     </w:tblGrid>
     <w:tr>
       <w:trPr>
@@ -2631,7 +2875,7 @@
       </w:tc>
       <w:tc>
         <w:tcPr>
-          <w:tcW w:w="3184" w:type="dxa"/>
+          <w:tcW w:w="3183" w:type="dxa"/>
           <w:tcBorders>
             <w:top w:val="single" w:sz="18" w:space="0" w:color="2E74B5"/>
           </w:tcBorders>
@@ -2704,7 +2948,7 @@
       </w:tc>
       <w:tc>
         <w:tcPr>
-          <w:tcW w:w="3179" w:type="dxa"/>
+          <w:tcW w:w="3180" w:type="dxa"/>
           <w:tcBorders>
             <w:top w:val="single" w:sz="18" w:space="0" w:color="2E74B5"/>
           </w:tcBorders>
@@ -2926,7 +3170,7 @@
     <w:r>
       <w:rPr/>
       <w:drawing>
-        <wp:anchor behindDoc="1" distT="0" distB="0" distL="0" distR="0" simplePos="0" locked="0" layoutInCell="0" allowOverlap="1" relativeHeight="2">
+        <wp:anchor behindDoc="1" distT="0" distB="0" distL="0" distR="0" simplePos="0" locked="0" layoutInCell="0" allowOverlap="1" relativeHeight="5">
           <wp:simplePos x="0" y="0"/>
           <wp:positionH relativeFrom="margin">
             <wp:align>right</wp:align>
@@ -3068,7 +3312,7 @@
     <w:r>
       <w:rPr/>
       <w:drawing>
-        <wp:anchor behindDoc="1" distT="0" distB="0" distL="0" distR="0" simplePos="0" locked="0" layoutInCell="0" allowOverlap="1" relativeHeight="2">
+        <wp:anchor behindDoc="1" distT="0" distB="0" distL="0" distR="0" simplePos="0" locked="0" layoutInCell="0" allowOverlap="1" relativeHeight="5">
           <wp:simplePos x="0" y="0"/>
           <wp:positionH relativeFrom="margin">
             <wp:align>right</wp:align>
@@ -3828,8 +4072,8 @@
       <w:sz w:val="21"/>
     </w:rPr>
   </w:style>
-  <w:style w:type="character" w:styleId="Bullets">
-    <w:name w:val="Bullets"/>
+  <w:style w:type="character" w:styleId="Bulletsuser">
+    <w:name w:val="Bullets (user)"/>
     <w:qFormat/>
     <w:rPr>
       <w:rFonts w:ascii="OpenSymbol" w:hAnsi="OpenSymbol" w:eastAsia="OpenSymbol" w:cs="OpenSymbol"/>

--- a/src/templates/Angebot-AH-alt-4.docx
+++ b/src/templates/Angebot-AH-alt-4.docx
@@ -28,18 +28,18 @@
         <mc:AlternateContent>
           <mc:Choice Requires="wps">
             <w:drawing>
-              <wp:anchor behindDoc="0" distT="635" distB="635" distL="635" distR="635" simplePos="0" locked="0" layoutInCell="0" allowOverlap="1" relativeHeight="7">
+              <wp:anchor behindDoc="0" distT="635" distB="635" distL="635" distR="635" simplePos="0" locked="0" layoutInCell="0" allowOverlap="1" relativeHeight="9">
                 <wp:simplePos x="0" y="0"/>
                 <wp:positionH relativeFrom="page">
-                  <wp:posOffset>0</wp:posOffset>
+                  <wp:posOffset>7342505</wp:posOffset>
                 </wp:positionH>
-                <wp:positionV relativeFrom="paragraph">
-                  <wp:posOffset>3565525</wp:posOffset>
+                <wp:positionV relativeFrom="page">
+                  <wp:posOffset>3566160</wp:posOffset>
                 </wp:positionV>
                 <wp:extent cx="217170" cy="635"/>
                 <wp:effectExtent l="635" t="635" r="635" b="635"/>
                 <wp:wrapNone/>
-                <wp:docPr id="1" name="Horizontal line 1"/>
+                <wp:docPr id="1" name="Horizontal line 3"/>
                 <a:graphic xmlns:a="http://schemas.openxmlformats.org/drawingml/2006/main">
                   <a:graphicData uri="http://schemas.microsoft.com/office/word/2010/wordprocessingShape">
                     <wps:wsp>
@@ -73,7 +73,63 @@
           </mc:Choice>
           <mc:Fallback>
             <w:pict>
-              <v:line id="shape_0" from="0pt,280.75pt" to="17.05pt,280.75pt" ID="Horizontal line 1" stroked="t" o:allowincell="f" style="position:absolute;mso-position-horizontal-relative:page">
+              <v:line id="shape_0" from="578.15pt,280.8pt" to="595.2pt,280.8pt" ID="Horizontal line 3" stroked="t" o:allowincell="f" style="position:absolute;mso-position-horizontal-relative:page;mso-position-vertical-relative:page">
+                <v:stroke color="black" joinstyle="round" endcap="flat"/>
+                <v:fill o:detectmouseclick="t" on="false"/>
+                <w10:wrap type="none"/>
+              </v:line>
+            </w:pict>
+          </mc:Fallback>
+        </mc:AlternateContent>
+        <mc:AlternateContent>
+          <mc:Choice Requires="wps">
+            <w:drawing>
+              <wp:anchor behindDoc="0" distT="635" distB="635" distL="635" distR="635" simplePos="0" locked="0" layoutInCell="0" allowOverlap="1" relativeHeight="7">
+                <wp:simplePos x="0" y="0"/>
+                <wp:positionH relativeFrom="page">
+                  <wp:posOffset>0</wp:posOffset>
+                </wp:positionH>
+                <wp:positionV relativeFrom="page">
+                  <wp:posOffset>3566160</wp:posOffset>
+                </wp:positionV>
+                <wp:extent cx="217170" cy="635"/>
+                <wp:effectExtent l="635" t="635" r="635" b="635"/>
+                <wp:wrapNone/>
+                <wp:docPr id="2" name="Horizontal line 1"/>
+                <a:graphic xmlns:a="http://schemas.openxmlformats.org/drawingml/2006/main">
+                  <a:graphicData uri="http://schemas.microsoft.com/office/word/2010/wordprocessingShape">
+                    <wps:wsp>
+                      <wps:cNvSpPr/>
+                      <wps:spPr>
+                        <a:xfrm>
+                          <a:off x="0" y="0"/>
+                          <a:ext cx="217080" cy="720"/>
+                        </a:xfrm>
+                        <a:prstGeom prst="line">
+                          <a:avLst/>
+                        </a:prstGeom>
+                        <a:ln w="0">
+                          <a:solidFill>
+                            <a:srgbClr val="000000"/>
+                          </a:solidFill>
+                        </a:ln>
+                      </wps:spPr>
+                      <wps:style>
+                        <a:lnRef idx="0"/>
+                        <a:fillRef idx="0"/>
+                        <a:effectRef idx="0"/>
+                        <a:fontRef idx="minor"/>
+                      </wps:style>
+                      <wps:bodyPr/>
+                    </wps:wsp>
+                  </a:graphicData>
+                </a:graphic>
+              </wp:anchor>
+            </w:drawing>
+          </mc:Choice>
+          <mc:Fallback>
+            <w:pict>
+              <v:line id="shape_0" from="0pt,280.8pt" to="17.05pt,280.8pt" ID="Horizontal line 1" stroked="t" o:allowincell="f" style="position:absolute;mso-position-horizontal-relative:page;mso-position-vertical-relative:page">
                 <v:stroke color="black" joinstyle="round" endcap="flat"/>
                 <v:fill o:detectmouseclick="t" on="false"/>
                 <w10:wrap type="none"/>
@@ -544,7 +600,7 @@
                 <wp:extent cx="217170" cy="0"/>
                 <wp:effectExtent l="635" t="635" r="635" b="635"/>
                 <wp:wrapNone/>
-                <wp:docPr id="2" name="Horizontal line 2"/>
+                <wp:docPr id="3" name="Horizontal line 2"/>
                 <a:graphic xmlns:a="http://schemas.openxmlformats.org/drawingml/2006/main">
                   <a:graphicData uri="http://schemas.microsoft.com/office/word/2010/wordprocessingShape">
                     <wps:wsp>
@@ -626,62 +682,6 @@
           <w:sz w:val="17"/>
           <w:szCs w:val="17"/>
         </w:rPr>
-        <mc:AlternateContent>
-          <mc:Choice Requires="wps">
-            <w:drawing>
-              <wp:anchor behindDoc="0" distT="635" distB="635" distL="635" distR="635" simplePos="0" locked="0" layoutInCell="0" allowOverlap="1" relativeHeight="9">
-                <wp:simplePos x="0" y="0"/>
-                <wp:positionH relativeFrom="page">
-                  <wp:posOffset>7342505</wp:posOffset>
-                </wp:positionH>
-                <wp:positionV relativeFrom="page">
-                  <wp:posOffset>3565525</wp:posOffset>
-                </wp:positionV>
-                <wp:extent cx="217170" cy="635"/>
-                <wp:effectExtent l="635" t="635" r="635" b="635"/>
-                <wp:wrapNone/>
-                <wp:docPr id="3" name="Horizontal line 3"/>
-                <a:graphic xmlns:a="http://schemas.openxmlformats.org/drawingml/2006/main">
-                  <a:graphicData uri="http://schemas.microsoft.com/office/word/2010/wordprocessingShape">
-                    <wps:wsp>
-                      <wps:cNvSpPr/>
-                      <wps:spPr>
-                        <a:xfrm>
-                          <a:off x="0" y="0"/>
-                          <a:ext cx="217080" cy="720"/>
-                        </a:xfrm>
-                        <a:prstGeom prst="line">
-                          <a:avLst/>
-                        </a:prstGeom>
-                        <a:ln w="0">
-                          <a:solidFill>
-                            <a:srgbClr val="000000"/>
-                          </a:solidFill>
-                        </a:ln>
-                      </wps:spPr>
-                      <wps:style>
-                        <a:lnRef idx="0"/>
-                        <a:fillRef idx="0"/>
-                        <a:effectRef idx="0"/>
-                        <a:fontRef idx="minor"/>
-                      </wps:style>
-                      <wps:bodyPr/>
-                    </wps:wsp>
-                  </a:graphicData>
-                </a:graphic>
-              </wp:anchor>
-            </w:drawing>
-          </mc:Choice>
-          <mc:Fallback>
-            <w:pict>
-              <v:line id="shape_0" from="578.15pt,280.75pt" to="595.2pt,280.75pt" ID="Horizontal line 3" stroked="t" o:allowincell="f" style="position:absolute;mso-position-horizontal-relative:page;mso-position-vertical-relative:page">
-                <v:stroke color="black" joinstyle="round" endcap="flat"/>
-                <v:fill o:detectmouseclick="t" on="false"/>
-                <w10:wrap type="none"/>
-              </v:line>
-            </w:pict>
-          </mc:Fallback>
-        </mc:AlternateContent>
         <mc:AlternateContent>
           <mc:Choice Requires="wps">
             <w:drawing>
@@ -1653,6 +1653,14 @@
         </w:rPr>
       </w:r>
     </w:p>
+    <w:p>
+      <w:pPr>
+        <w:pStyle w:val="Normal"/>
+      </w:pPr>
+      <w:r>
+        <w:t>{#AhHasHnD}</w:t>
+      </w:r>
+    </w:p>
     <w:tbl>
       <w:tblPr>
         <w:tblStyle w:val="NormalTable0"/>
@@ -1800,7 +1808,7 @@
                 <w:szCs w:val="17"/>
                 <w:lang w:val="pl-PL" w:eastAsia="en-US" w:bidi="ar-SA"/>
               </w:rPr>
-              <w:t>{#AhHasHnD}{#AhKondRowsHnD}{AhKondLabel}</w:t>
+              <w:t>{#AhKondRowsHnD}{AhKondLabel}</w:t>
             </w:r>
           </w:p>
         </w:tc>
@@ -1843,7 +1851,7 @@
                 <w:szCs w:val="17"/>
                 <w:lang w:val="pl-PL" w:eastAsia="en-US" w:bidi="ar-SA"/>
               </w:rPr>
-              <w:t>{AhKondValue}{/AhKondRowsHnD}{/AhHasHnD}</w:t>
+              <w:t>{AhKondValue}{/AhKondRowsHnD}</w:t>
             </w:r>
           </w:p>
         </w:tc>
@@ -1852,15 +1860,23 @@
     <w:p>
       <w:pPr>
         <w:pStyle w:val="Normal"/>
-        <w:spacing w:before="0" w:after="80"/>
-        <w:rPr>
-          <w:rFonts w:ascii="Open Sans" w:hAnsi="Open Sans" w:eastAsia="Open Sans" w:cs="Open Sans"/>
-          <w:color w:val="070707"/>
-          <w:sz w:val="17"/>
-          <w:szCs w:val="17"/>
-        </w:rPr>
       </w:pPr>
       <w:r>
+        <w:t>{/AhHasHnD}</w:t>
+      </w:r>
+    </w:p>
+    <w:p>
+      <w:pPr>
+        <w:pStyle w:val="Normal"/>
+        <w:spacing w:before="0" w:after="80"/>
+        <w:rPr>
+          <w:rFonts w:ascii="Open Sans" w:hAnsi="Open Sans" w:eastAsia="Open Sans" w:cs="Open Sans"/>
+          <w:color w:val="070707"/>
+          <w:sz w:val="17"/>
+          <w:szCs w:val="17"/>
+        </w:rPr>
+      </w:pPr>
+      <w:r>
         <w:rPr>
           <w:rFonts w:eastAsia="Open Sans" w:cs="Open Sans"/>
           <w:color w:val="070707"/>
@@ -1868,6 +1884,14 @@
           <w:szCs w:val="17"/>
         </w:rPr>
         <w:br/>
+      </w:r>
+    </w:p>
+    <w:p>
+      <w:pPr>
+        <w:pStyle w:val="Normal"/>
+      </w:pPr>
+      <w:r>
+        <w:t>{#AhHasAb}</w:t>
       </w:r>
     </w:p>
     <w:tbl>
@@ -1999,7 +2023,7 @@
                 <w:szCs w:val="17"/>
                 <w:lang w:val="pl-PL" w:eastAsia="en-US" w:bidi="ar-SA"/>
               </w:rPr>
-              <w:t>{#AhHasAb}{#AhKondRowsAB}{AhKondLabel}</w:t>
+              <w:t>{#AhKondRowsAB}{AhKondLabel}</w:t>
             </w:r>
           </w:p>
         </w:tc>
@@ -2042,12 +2066,20 @@
                 <w:szCs w:val="17"/>
                 <w:lang w:val="pl-PL" w:eastAsia="en-US" w:bidi="ar-SA"/>
               </w:rPr>
-              <w:t>{AhKondValue}{/AhKondRowsAB}{/AhHasAb}</w:t>
+              <w:t>{AhKondValue}{/AhKondRowsAB}</w:t>
             </w:r>
           </w:p>
         </w:tc>
       </w:tr>
     </w:tbl>
+    <w:p>
+      <w:pPr>
+        <w:pStyle w:val="Normal"/>
+      </w:pPr>
+      <w:r>
+        <w:t>{/AhHasAb}</w:t>
+      </w:r>
+    </w:p>
     <w:p>
       <w:pPr>
         <w:pStyle w:val="Normal"/>
@@ -3170,7 +3202,7 @@
     <w:r>
       <w:rPr/>
       <w:drawing>
-        <wp:anchor behindDoc="1" distT="0" distB="0" distL="0" distR="0" simplePos="0" locked="0" layoutInCell="0" allowOverlap="1" relativeHeight="5">
+        <wp:anchor behindDoc="1" distT="0" distB="0" distL="0" distR="0" simplePos="0" locked="0" layoutInCell="0" allowOverlap="1" relativeHeight="3">
           <wp:simplePos x="0" y="0"/>
           <wp:positionH relativeFrom="margin">
             <wp:align>right</wp:align>
@@ -3312,7 +3344,7 @@
     <w:r>
       <w:rPr/>
       <w:drawing>
-        <wp:anchor behindDoc="1" distT="0" distB="0" distL="0" distR="0" simplePos="0" locked="0" layoutInCell="0" allowOverlap="1" relativeHeight="5">
+        <wp:anchor behindDoc="1" distT="0" distB="0" distL="0" distR="0" simplePos="0" locked="0" layoutInCell="0" allowOverlap="1" relativeHeight="3">
           <wp:simplePos x="0" y="0"/>
           <wp:positionH relativeFrom="margin">
             <wp:align>right</wp:align>
